--- a/client/public/Templates/Delayed Birth Certification.docx
+++ b/client/public/Templates/Delayed Birth Certification.docx
@@ -533,38 +533,6 @@
       <w:r>
         <w:rPr>
           <w:rFonts w:ascii="Times New Roman" w:hAnsi="Times New Roman" w:cs="Times New Roman"/>
-          <w:sz w:val="24"/>
-          <w:szCs w:val="20"/>
-        </w:rPr>
-        <w:br/>
-      </w:r>
-      <w:r>
-        <w:rPr>
-          <w:rFonts w:ascii="Times New Roman" w:hAnsi="Times New Roman" w:cs="Times New Roman"/>
-          <w:sz w:val="24"/>
-          <w:szCs w:val="20"/>
-        </w:rPr>
-        <w:br/>
-      </w:r>
-      <w:r>
-        <w:rPr>
-          <w:rFonts w:ascii="Times New Roman" w:hAnsi="Times New Roman" w:cs="Times New Roman"/>
-          <w:sz w:val="24"/>
-          <w:szCs w:val="20"/>
-        </w:rPr>
-        <w:br/>
-      </w:r>
-      <w:r>
-        <w:rPr>
-          <w:rFonts w:ascii="Times New Roman" w:hAnsi="Times New Roman" w:cs="Times New Roman"/>
-          <w:sz w:val="24"/>
-          <w:szCs w:val="20"/>
-        </w:rPr>
-        <w:br/>
-      </w:r>
-      <w:r>
-        <w:rPr>
-          <w:rFonts w:ascii="Times New Roman" w:hAnsi="Times New Roman" w:cs="Times New Roman"/>
           <w:sz w:val="20"/>
           <w:szCs w:val="20"/>
         </w:rPr>
@@ -632,6 +600,44 @@
         </w:rPr>
         <w:br/>
         <w:t>Parian, Calamba City</w:t>
+      </w:r>
+      <w:r>
+        <w:rPr>
+          <w:rFonts w:ascii="Times New Roman" w:hAnsi="Times New Roman" w:cs="Times New Roman"/>
+          <w:b/>
+          <w:sz w:val="24"/>
+          <w:szCs w:val="20"/>
+        </w:rPr>
+        <w:br/>
+      </w:r>
+      <w:r>
+        <w:rPr>
+          <w:rFonts w:ascii="Times New Roman" w:hAnsi="Times New Roman" w:cs="Times New Roman"/>
+          <w:bCs/>
+          <w:sz w:val="24"/>
+          <w:szCs w:val="20"/>
+        </w:rPr>
+        <w:t>{</w:t>
+      </w:r>
+      <w:proofErr w:type="spellStart"/>
+      <w:r>
+        <w:rPr>
+          <w:rFonts w:ascii="Times New Roman" w:hAnsi="Times New Roman" w:cs="Times New Roman"/>
+          <w:bCs/>
+          <w:sz w:val="24"/>
+          <w:szCs w:val="20"/>
+        </w:rPr>
+        <w:t>qr</w:t>
+      </w:r>
+      <w:proofErr w:type="spellEnd"/>
+      <w:r>
+        <w:rPr>
+          <w:rFonts w:ascii="Times New Roman" w:hAnsi="Times New Roman" w:cs="Times New Roman"/>
+          <w:bCs/>
+          <w:sz w:val="24"/>
+          <w:szCs w:val="20"/>
+        </w:rPr>
+        <w:t>}</w:t>
       </w:r>
     </w:p>
     <w:sectPr>
@@ -838,8 +844,13 @@
       </w:pict>
     </w:r>
     <w:r>
-      <w:t>Republic of the Phillipines</w:t>
+      <w:t xml:space="preserve">Republic of the </w:t>
     </w:r>
+    <w:proofErr w:type="spellStart"/>
+    <w:r>
+      <w:t>Phillipines</w:t>
+    </w:r>
+    <w:proofErr w:type="spellEnd"/>
     <w:r>
       <w:br/>
     </w:r>
@@ -858,8 +869,16 @@
       <w:rPr>
         <w:b/>
       </w:rPr>
-      <w:t>Barangay Parain</w:t>
+      <w:t xml:space="preserve">Barangay </w:t>
     </w:r>
+    <w:proofErr w:type="spellStart"/>
+    <w:r>
+      <w:rPr>
+        <w:b/>
+      </w:rPr>
+      <w:t>Parain</w:t>
+    </w:r>
+    <w:proofErr w:type="spellEnd"/>
     <w:r>
       <w:br/>
       <w:t>Tel No. (049) 502-6787</w:t>
